--- a/klagomål/A 62573-2025 FSC-klagomål.docx
+++ b/klagomål/A 62573-2025 FSC-klagomål.docx
@@ -793,7 +793,7 @@
     <w:r>
       <w:tab/>
       <w:tab/>
-      <w:t>2025-12-19</w:t>
+      <w:t>2025-12-20</w:t>
       <w:br/>
       <w:br/>
     </w:r>

--- a/klagomål/A 62573-2025 FSC-klagomål.docx
+++ b/klagomål/A 62573-2025 FSC-klagomål.docx
@@ -793,7 +793,7 @@
     <w:r>
       <w:tab/>
       <w:tab/>
-      <w:t>2025-12-20</w:t>
+      <w:t>2025-12-21</w:t>
       <w:br/>
       <w:br/>
     </w:r>

--- a/klagomål/A 62573-2025 FSC-klagomål.docx
+++ b/klagomål/A 62573-2025 FSC-klagomål.docx
@@ -793,7 +793,7 @@
     <w:r>
       <w:tab/>
       <w:tab/>
-      <w:t>2025-12-21</w:t>
+      <w:t>2025-12-22</w:t>
       <w:br/>
       <w:br/>
     </w:r>

--- a/klagomål/A 62573-2025 FSC-klagomål.docx
+++ b/klagomål/A 62573-2025 FSC-klagomål.docx
@@ -793,7 +793,7 @@
     <w:r>
       <w:tab/>
       <w:tab/>
-      <w:t>2025-12-22</w:t>
+      <w:t>2025-12-26</w:t>
       <w:br/>
       <w:br/>
     </w:r>

--- a/klagomål/A 62573-2025 FSC-klagomål.docx
+++ b/klagomål/A 62573-2025 FSC-klagomål.docx
@@ -793,7 +793,7 @@
     <w:r>
       <w:tab/>
       <w:tab/>
-      <w:t>2025-12-26</w:t>
+      <w:t>2025-12-28</w:t>
       <w:br/>
       <w:br/>
     </w:r>

--- a/klagomål/A 62573-2025 FSC-klagomål.docx
+++ b/klagomål/A 62573-2025 FSC-klagomål.docx
@@ -793,7 +793,7 @@
     <w:r>
       <w:tab/>
       <w:tab/>
-      <w:t>2025-12-28</w:t>
+      <w:t>2025-12-29</w:t>
       <w:br/>
       <w:br/>
     </w:r>

--- a/klagomål/A 62573-2025 FSC-klagomål.docx
+++ b/klagomål/A 62573-2025 FSC-klagomål.docx
@@ -793,7 +793,7 @@
     <w:r>
       <w:tab/>
       <w:tab/>
-      <w:t>2025-12-29</w:t>
+      <w:t>2025-12-30</w:t>
       <w:br/>
       <w:br/>
     </w:r>

--- a/klagomål/A 62573-2025 FSC-klagomål.docx
+++ b/klagomål/A 62573-2025 FSC-klagomål.docx
@@ -793,7 +793,7 @@
     <w:r>
       <w:tab/>
       <w:tab/>
-      <w:t>2025-12-30</w:t>
+      <w:t>2025-12-31</w:t>
       <w:br/>
       <w:br/>
     </w:r>

--- a/klagomål/A 62573-2025 FSC-klagomål.docx
+++ b/klagomål/A 62573-2025 FSC-klagomål.docx
@@ -793,7 +793,7 @@
     <w:r>
       <w:tab/>
       <w:tab/>
-      <w:t>2025-12-31</w:t>
+      <w:t>2026-01-03</w:t>
       <w:br/>
       <w:br/>
     </w:r>

--- a/klagomål/A 62573-2025 FSC-klagomål.docx
+++ b/klagomål/A 62573-2025 FSC-klagomål.docx
@@ -793,7 +793,7 @@
     <w:r>
       <w:tab/>
       <w:tab/>
-      <w:t>2026-01-07</w:t>
+      <w:t>2026-01-08</w:t>
       <w:br/>
       <w:br/>
     </w:r>

--- a/klagomål/A 62573-2025 FSC-klagomål.docx
+++ b/klagomål/A 62573-2025 FSC-klagomål.docx
@@ -793,7 +793,7 @@
     <w:r>
       <w:tab/>
       <w:tab/>
-      <w:t>2026-01-08</w:t>
+      <w:t>2026-01-09</w:t>
       <w:br/>
       <w:br/>
     </w:r>

--- a/klagomål/A 62573-2025 FSC-klagomål.docx
+++ b/klagomål/A 62573-2025 FSC-klagomål.docx
@@ -793,7 +793,7 @@
     <w:r>
       <w:tab/>
       <w:tab/>
-      <w:t>2026-01-09</w:t>
+      <w:t>2026-01-10</w:t>
       <w:br/>
       <w:br/>
     </w:r>

--- a/klagomål/A 62573-2025 FSC-klagomål.docx
+++ b/klagomål/A 62573-2025 FSC-klagomål.docx
@@ -793,7 +793,7 @@
     <w:r>
       <w:tab/>
       <w:tab/>
-      <w:t>2026-01-10</w:t>
+      <w:t>2026-01-11</w:t>
       <w:br/>
       <w:br/>
     </w:r>

--- a/klagomål/A 62573-2025 FSC-klagomål.docx
+++ b/klagomål/A 62573-2025 FSC-klagomål.docx
@@ -793,7 +793,7 @@
     <w:r>
       <w:tab/>
       <w:tab/>
-      <w:t>2026-01-11</w:t>
+      <w:t>2026-01-12</w:t>
       <w:br/>
       <w:br/>
     </w:r>

--- a/klagomål/A 62573-2025 FSC-klagomål.docx
+++ b/klagomål/A 62573-2025 FSC-klagomål.docx
@@ -793,7 +793,7 @@
     <w:r>
       <w:tab/>
       <w:tab/>
-      <w:t>2026-01-12</w:t>
+      <w:t>2026-01-13</w:t>
       <w:br/>
       <w:br/>
     </w:r>

--- a/klagomål/A 62573-2025 FSC-klagomål.docx
+++ b/klagomål/A 62573-2025 FSC-klagomål.docx
@@ -793,7 +793,7 @@
     <w:r>
       <w:tab/>
       <w:tab/>
-      <w:t>2026-01-13</w:t>
+      <w:t>2026-01-14</w:t>
       <w:br/>
       <w:br/>
     </w:r>

--- a/klagomål/A 62573-2025 FSC-klagomål.docx
+++ b/klagomål/A 62573-2025 FSC-klagomål.docx
@@ -793,7 +793,7 @@
     <w:r>
       <w:tab/>
       <w:tab/>
-      <w:t>2026-01-14</w:t>
+      <w:t>2026-01-15</w:t>
       <w:br/>
       <w:br/>
     </w:r>

--- a/klagomål/A 62573-2025 FSC-klagomål.docx
+++ b/klagomål/A 62573-2025 FSC-klagomål.docx
@@ -793,7 +793,7 @@
     <w:r>
       <w:tab/>
       <w:tab/>
-      <w:t>2026-01-15</w:t>
+      <w:t>2026-01-16</w:t>
       <w:br/>
       <w:br/>
     </w:r>

--- a/klagomål/A 62573-2025 FSC-klagomål.docx
+++ b/klagomål/A 62573-2025 FSC-klagomål.docx
@@ -793,7 +793,7 @@
     <w:r>
       <w:tab/>
       <w:tab/>
-      <w:t>2026-01-16</w:t>
+      <w:t>2026-01-17</w:t>
       <w:br/>
       <w:br/>
     </w:r>

--- a/klagomål/A 62573-2025 FSC-klagomål.docx
+++ b/klagomål/A 62573-2025 FSC-klagomål.docx
@@ -793,7 +793,7 @@
     <w:r>
       <w:tab/>
       <w:tab/>
-      <w:t>2026-01-17</w:t>
+      <w:t>2026-01-18</w:t>
       <w:br/>
       <w:br/>
     </w:r>

--- a/klagomål/A 62573-2025 FSC-klagomål.docx
+++ b/klagomål/A 62573-2025 FSC-klagomål.docx
@@ -793,7 +793,7 @@
     <w:r>
       <w:tab/>
       <w:tab/>
-      <w:t>2026-01-18</w:t>
+      <w:t>2026-01-19</w:t>
       <w:br/>
       <w:br/>
     </w:r>

--- a/klagomål/A 62573-2025 FSC-klagomål.docx
+++ b/klagomål/A 62573-2025 FSC-klagomål.docx
@@ -793,7 +793,7 @@
     <w:r>
       <w:tab/>
       <w:tab/>
-      <w:t>2026-01-19</w:t>
+      <w:t>2026-01-20</w:t>
       <w:br/>
       <w:br/>
     </w:r>

--- a/klagomål/A 62573-2025 FSC-klagomål.docx
+++ b/klagomål/A 62573-2025 FSC-klagomål.docx
@@ -793,7 +793,7 @@
     <w:r>
       <w:tab/>
       <w:tab/>
-      <w:t>2026-01-20</w:t>
+      <w:t>2026-01-21</w:t>
       <w:br/>
       <w:br/>
     </w:r>

--- a/klagomål/A 62573-2025 FSC-klagomål.docx
+++ b/klagomål/A 62573-2025 FSC-klagomål.docx
@@ -793,7 +793,7 @@
     <w:r>
       <w:tab/>
       <w:tab/>
-      <w:t>2026-01-21</w:t>
+      <w:t>2026-01-23</w:t>
       <w:br/>
       <w:br/>
     </w:r>

--- a/klagomål/A 62573-2025 FSC-klagomål.docx
+++ b/klagomål/A 62573-2025 FSC-klagomål.docx
@@ -793,7 +793,7 @@
     <w:r>
       <w:tab/>
       <w:tab/>
-      <w:t>2026-01-23</w:t>
+      <w:t>2026-01-24</w:t>
       <w:br/>
       <w:br/>
     </w:r>

--- a/klagomål/A 62573-2025 FSC-klagomål.docx
+++ b/klagomål/A 62573-2025 FSC-klagomål.docx
@@ -793,7 +793,7 @@
     <w:r>
       <w:tab/>
       <w:tab/>
-      <w:t>2026-01-24</w:t>
+      <w:t>2026-01-25</w:t>
       <w:br/>
       <w:br/>
     </w:r>

--- a/klagomål/A 62573-2025 FSC-klagomål.docx
+++ b/klagomål/A 62573-2025 FSC-klagomål.docx
@@ -793,7 +793,7 @@
     <w:r>
       <w:tab/>
       <w:tab/>
-      <w:t>2026-01-25</w:t>
+      <w:t>2026-01-26</w:t>
       <w:br/>
       <w:br/>
     </w:r>

--- a/klagomål/A 62573-2025 FSC-klagomål.docx
+++ b/klagomål/A 62573-2025 FSC-klagomål.docx
@@ -793,7 +793,7 @@
     <w:r>
       <w:tab/>
       <w:tab/>
-      <w:t>2026-01-26</w:t>
+      <w:t>2026-01-27</w:t>
       <w:br/>
       <w:br/>
     </w:r>

--- a/klagomål/A 62573-2025 FSC-klagomål.docx
+++ b/klagomål/A 62573-2025 FSC-klagomål.docx
@@ -793,7 +793,7 @@
     <w:r>
       <w:tab/>
       <w:tab/>
-      <w:t>2026-01-27</w:t>
+      <w:t>2026-01-28</w:t>
       <w:br/>
       <w:br/>
     </w:r>

--- a/klagomål/A 62573-2025 FSC-klagomål.docx
+++ b/klagomål/A 62573-2025 FSC-klagomål.docx
@@ -112,7 +112,7 @@
         <w:pStyle w:val="ListBullet"/>
       </w:pPr>
       <w:r>
-        <w:t>Om ett ombud (tex Norra skog eller Mellanskog) avverkningsanmäler en skog med naturvärden motsvarande nyckelbiotops kvalité men markägaren inte är FSC certifierad, bör du skicka in ett FSC kontrollerat virke klagomål. Då ska klagomålet skickas till ombudsföretaget.</w:t>
+        <w:t>Om ett ombud (tex Norra skog eller Mellanskog) avverkningsanmäler en skog med naturvärden motsvarande nyckelbiotops kvalitet men markägaren inte är FSC certifierad, bör du skicka in ett FSC kontrollerat virke klagomål. Då ska klagomålet skickas till ombudsföretaget.</w:t>
       </w:r>
     </w:p>
     <w:p>
@@ -251,10 +251,57 @@
         <w:rPr>
           <w:b/>
         </w:rPr>
+        <w:t>Slåtterfibbla (NT)</w:t>
+      </w:r>
+      <w:r>
+        <w:t xml:space="preserve"> är typisk art för </w:t>
+      </w:r>
+      <w:r>
+        <w:rPr>
+          <w:i/>
+        </w:rPr>
+        <w:t xml:space="preserve">9060 Åsbarrskog, 9070 Trädklädd betesmark, 6530 Lövängar, 1610 Åsöar i Östersjön, 6230 Stagg-gräsmarker, 6270 Silikatgräsmarker </w:t>
+      </w:r>
+      <w:r>
+        <w:t>och</w:t>
+      </w:r>
+      <w:r>
+        <w:rPr>
+          <w:i/>
+        </w:rPr>
+        <w:t xml:space="preserve"> 6510 Slåtterängar i låglandet </w:t>
+      </w:r>
+      <w:r>
+        <w:t>(SLU Artdatabanken, 2025).</w:t>
+      </w:r>
+    </w:p>
+    <w:p>
+      <w:r>
+        <w:rPr>
+          <w:b/>
+        </w:rPr>
         <w:t>Vårärt</w:t>
       </w:r>
       <w:r>
-        <w:t xml:space="preserve"> är en kalkgynnad mullväxt som är knuten till rik lundartad vegetation och har sin huvudsakliga förekomst i sydliga kalklövskogar, lövängen och hässlen. Den har även viktiga förekomster av reliktkaraktär i örtrika kalkgranskogar på frisk eller något fuktig mark i mellersta Sverige. Vårärt är en extra betydelsefull signalart i boreala (och boreonemorala) kalkgranskogar, då dessa förekomster nu är starkt fragmenterade och troligen visar på en flertusenårig ekologisk kontinuitet där spridning och etablering kan ha skett under postglaciala värmetiden. Arten tål inte dagens rationella skogsbruksmetoder (Nitare &amp; Skogsstyrelsen, 2019).</w:t>
+        <w:t xml:space="preserve"> är en kalkgynnad mullväxt som är knuten till rik lundartad vegetation och har sin huvudsakliga förekomst i sydliga kalklövskogar, lövängen och hässlen. Den har även viktiga förekomster av reliktkaraktär i örtrika kalkgranskogar på frisk eller något fuktig mark i mellersta Sverige. Vårärt är en extra betydelsefull signalart i boreala (och boreonemorala) kalkgranskogar, då dessa förekomster nu är starkt fragmenterade och troligen visar på en flertusenårig ekologisk kontinuitet där spridning och etablering kan ha skett under postglaciala värmetiden. Arten tål inte dagens rationella skogsbruksmetoder. Vårärt är typisk art för </w:t>
+      </w:r>
+      <w:r>
+        <w:rPr>
+          <w:i/>
+        </w:rPr>
+        <w:t xml:space="preserve">9050 Näringsrik granskog, 9020 Nordlig ädellövskog, 9160 Näringsrik ekskog </w:t>
+      </w:r>
+      <w:r>
+        <w:t xml:space="preserve">och </w:t>
+      </w:r>
+      <w:r>
+        <w:rPr>
+          <w:i/>
+        </w:rPr>
+        <w:t>9180 Ädellövskog i branter</w:t>
+      </w:r>
+      <w:r>
+        <w:t>. Den har minskat kraftigt under de senaste åren och enligt artdatabankens preliminära bedömning kommer den att bli rödlistad som nära hotad (NT) i nästa rödlista som kommer 2026 (Nitare &amp; Skogsstyrelsen, 2019; SLU Artdatabanken, 2025).</w:t>
       </w:r>
     </w:p>
     <w:p>
@@ -282,6 +329,35 @@
       </w:r>
       <w:r>
         <w:t>(artikel 1). Vidare att de åtgärder som vidtas inte får leda till en försämring av den nuvarande situationen beträffande bevarandet av de fågelarter som avses i artikel 1 (artikel 13). Fågeldirektivet är styrande för tillsynsansvariga myndigheters ärendehantering, ställningstaganden och beslutsfattande.</w:t>
+      </w:r>
+    </w:p>
+    <w:p>
+      <w:r>
+        <w:rPr>
+          <w:b/>
+        </w:rPr>
+        <w:t>Blåsippa (§9)</w:t>
+      </w:r>
+      <w:r>
+        <w:t xml:space="preserve"> är typisk art för </w:t>
+      </w:r>
+      <w:r>
+        <w:rPr>
+          <w:i/>
+        </w:rPr>
+        <w:t>9050 Näringsrik granskog, 9020 Nordlig ädellövskog</w:t>
+      </w:r>
+      <w:r>
+        <w:t xml:space="preserve"> och </w:t>
+      </w:r>
+      <w:r>
+        <w:rPr>
+          <w:i/>
+        </w:rPr>
+        <w:t>8240 Karsthällmarker</w:t>
+      </w:r>
+      <w:r>
+        <w:t xml:space="preserve"> (SLU Artdatabanken, 2025).</w:t>
       </w:r>
     </w:p>
     <w:p>
@@ -793,7 +869,7 @@
     <w:r>
       <w:tab/>
       <w:tab/>
-      <w:t>2026-01-28</w:t>
+      <w:t>2026-01-29</w:t>
       <w:br/>
       <w:br/>
     </w:r>

--- a/klagomål/A 62573-2025 FSC-klagomål.docx
+++ b/klagomål/A 62573-2025 FSC-klagomål.docx
@@ -869,7 +869,7 @@
     <w:r>
       <w:tab/>
       <w:tab/>
-      <w:t>2026-01-29</w:t>
+      <w:t>2026-01-30</w:t>
       <w:br/>
       <w:br/>
     </w:r>

--- a/klagomål/A 62573-2025 FSC-klagomål.docx
+++ b/klagomål/A 62573-2025 FSC-klagomål.docx
@@ -869,7 +869,7 @@
     <w:r>
       <w:tab/>
       <w:tab/>
-      <w:t>2026-01-30</w:t>
+      <w:t>2026-01-31</w:t>
       <w:br/>
       <w:br/>
     </w:r>

--- a/klagomål/A 62573-2025 FSC-klagomål.docx
+++ b/klagomål/A 62573-2025 FSC-klagomål.docx
@@ -869,7 +869,7 @@
     <w:r>
       <w:tab/>
       <w:tab/>
-      <w:t>2026-03-02</w:t>
+      <w:t>2026-03-03</w:t>
       <w:br/>
       <w:br/>
     </w:r>

--- a/klagomål/A 62573-2025 FSC-klagomål.docx
+++ b/klagomål/A 62573-2025 FSC-klagomål.docx
@@ -869,7 +869,7 @@
     <w:r>
       <w:tab/>
       <w:tab/>
-      <w:t>2026-03-03</w:t>
+      <w:t>2026-03-04</w:t>
       <w:br/>
       <w:br/>
     </w:r>

--- a/klagomål/A 62573-2025 FSC-klagomål.docx
+++ b/klagomål/A 62573-2025 FSC-klagomål.docx
@@ -869,7 +869,7 @@
     <w:r>
       <w:tab/>
       <w:tab/>
-      <w:t>2026-03-04</w:t>
+      <w:t>2026-03-05</w:t>
       <w:br/>
       <w:br/>
     </w:r>

--- a/klagomål/A 62573-2025 FSC-klagomål.docx
+++ b/klagomål/A 62573-2025 FSC-klagomål.docx
@@ -869,7 +869,7 @@
     <w:r>
       <w:tab/>
       <w:tab/>
-      <w:t>2026-03-05</w:t>
+      <w:t>2026-03-06</w:t>
       <w:br/>
       <w:br/>
     </w:r>

--- a/klagomål/A 62573-2025 FSC-klagomål.docx
+++ b/klagomål/A 62573-2025 FSC-klagomål.docx
@@ -869,7 +869,7 @@
     <w:r>
       <w:tab/>
       <w:tab/>
-      <w:t>2026-03-06</w:t>
+      <w:t>2026-03-07</w:t>
       <w:br/>
       <w:br/>
     </w:r>

--- a/klagomål/A 62573-2025 FSC-klagomål.docx
+++ b/klagomål/A 62573-2025 FSC-klagomål.docx
@@ -869,7 +869,7 @@
     <w:r>
       <w:tab/>
       <w:tab/>
-      <w:t>2026-03-07</w:t>
+      <w:t>2026-03-08</w:t>
       <w:br/>
       <w:br/>
     </w:r>

--- a/klagomål/A 62573-2025 FSC-klagomål.docx
+++ b/klagomål/A 62573-2025 FSC-klagomål.docx
@@ -869,7 +869,7 @@
     <w:r>
       <w:tab/>
       <w:tab/>
-      <w:t>2026-03-08</w:t>
+      <w:t>2026-03-09</w:t>
       <w:br/>
       <w:br/>
     </w:r>

--- a/klagomål/A 62573-2025 FSC-klagomål.docx
+++ b/klagomål/A 62573-2025 FSC-klagomål.docx
@@ -869,7 +869,7 @@
     <w:r>
       <w:tab/>
       <w:tab/>
-      <w:t>2026-03-09</w:t>
+      <w:t>2026-03-10</w:t>
       <w:br/>
       <w:br/>
     </w:r>

--- a/klagomål/A 62573-2025 FSC-klagomål.docx
+++ b/klagomål/A 62573-2025 FSC-klagomål.docx
@@ -369,6 +369,17 @@
       </w:r>
       <w:r>
         <w:t xml:space="preserve"> omfattas av bilaga 4 EU:s art- och habitatdirektiv vilket innebär ett strikt skydd där arten och dess livsmiljöer ska bevaras. Nordfladdermus föredrar variationsrik skog med förekomst av sjöar, vattendrag och våtmarker och hittas framförallt i halvöppna miljöer som trädbärande beteshagar och i kantzoner mellan skog och odlingsmark. Den undviker stora öppna områden som stora hyggen och större sammanhängande planteringar vilket minskar längden bryn och landskapets heterogenitet och därmed födotillgången och mängden lämpliga jaktplatser. Skogsbruksåtgärder som leder till minskad förekomst av äldre, gles skog och då särskilt tillgång på hålträd och träd med löst sittande bark kan leda till brist på koloniplatser och viloplatser. Nordfladdermus har minskat med 27,5 (5–50) % under de senaste 21 åren och minskningstakten för den svenska populationen bedöms vara nära gränsvärdet för Sårbar (VU). (A2bc) (SLU Artdatabanken, 2024; Skogsstyrelsen, 2016).</w:t>
+      </w:r>
+    </w:p>
+    <w:p>
+      <w:r>
+        <w:rPr>
+          <w:b/>
+        </w:rPr>
+        <w:t>Större brunfladdermus (§4a)</w:t>
+      </w:r>
+      <w:r>
+        <w:t xml:space="preserve"> omfattas av bilaga 4 EU:s art- och habitatdirektiv vilket innebär ett strikt skydd där arten och dess livsmiljöer ska bevaras. Den lever huvudsakligen i större skogsområden med gamla lövträdsbestånd, där den jagar i alla typer av öppna och halvöppna miljöer, ofta över stora sjöar och vattendrag, strandängar, betes- och slåttermarker. Under året utnyttjar fladdermössen många olika miljöer och ett effektivt bevarandearbete måste därför utgå från ett landskapsekologiskt perspektiv. Den viktigaste faktorn för om fladdermössen ska kunna leva i ett område är tillgången på föda i form av nattaktiva insekter. Ett bra hemområde måste erbjuda god födotillgång under hela aktivitetsperioden. Åtgärder som bevarar och gynnar en hög insektsproduktion är därför centrala. I ett varierat landskap med hög andel äldre lövträd, småvatten, sumpskogar, öppna våtmarker, ängar och betesmarker avlöser olika insektsgrupper varandra vilket gör att det hela tiden finns tillräckligt med föda. Gamla träd med grov bark, skador, håligheter eller döda delar bör lämnas och yngre träd (efterträdare) tillåtas finnas kvar och åldras för att säkra framtida förekomst av lämpliga yngelmiljöer. Övervintringsplatser måste skyddas effektivt från störningar (SLU Artdatabanken, 2024).</w:t>
       </w:r>
     </w:p>
     <w:p>
@@ -869,7 +880,7 @@
     <w:r>
       <w:tab/>
       <w:tab/>
-      <w:t>2026-03-10</w:t>
+      <w:t>2026-03-11</w:t>
       <w:br/>
       <w:br/>
     </w:r>

--- a/klagomål/A 62573-2025 FSC-klagomål.docx
+++ b/klagomål/A 62573-2025 FSC-klagomål.docx
@@ -880,7 +880,7 @@
     <w:r>
       <w:tab/>
       <w:tab/>
-      <w:t>2026-03-11</w:t>
+      <w:t>2026-03-12</w:t>
       <w:br/>
       <w:br/>
     </w:r>

--- a/klagomål/A 62573-2025 FSC-klagomål.docx
+++ b/klagomål/A 62573-2025 FSC-klagomål.docx
@@ -880,7 +880,7 @@
     <w:r>
       <w:tab/>
       <w:tab/>
-      <w:t>2026-03-12</w:t>
+      <w:t>2026-03-13</w:t>
       <w:br/>
       <w:br/>
     </w:r>

--- a/klagomål/A 62573-2025 FSC-klagomål.docx
+++ b/klagomål/A 62573-2025 FSC-klagomål.docx
@@ -880,7 +880,7 @@
     <w:r>
       <w:tab/>
       <w:tab/>
-      <w:t>2026-03-13</w:t>
+      <w:t>2026-03-16</w:t>
       <w:br/>
       <w:br/>
     </w:r>

--- a/klagomål/A 62573-2025 FSC-klagomål.docx
+++ b/klagomål/A 62573-2025 FSC-klagomål.docx
@@ -880,7 +880,7 @@
     <w:r>
       <w:tab/>
       <w:tab/>
-      <w:t>2026-03-16</w:t>
+      <w:t>2026-03-17</w:t>
       <w:br/>
       <w:br/>
     </w:r>

--- a/klagomål/A 62573-2025 FSC-klagomål.docx
+++ b/klagomål/A 62573-2025 FSC-klagomål.docx
@@ -880,7 +880,7 @@
     <w:r>
       <w:tab/>
       <w:tab/>
-      <w:t>2026-03-17</w:t>
+      <w:t>2026-03-18</w:t>
       <w:br/>
       <w:br/>
     </w:r>

--- a/klagomål/A 62573-2025 FSC-klagomål.docx
+++ b/klagomål/A 62573-2025 FSC-klagomål.docx
@@ -880,7 +880,7 @@
     <w:r>
       <w:tab/>
       <w:tab/>
-      <w:t>2026-03-18</w:t>
+      <w:t>2026-03-19</w:t>
       <w:br/>
       <w:br/>
     </w:r>

--- a/klagomål/A 62573-2025 FSC-klagomål.docx
+++ b/klagomål/A 62573-2025 FSC-klagomål.docx
@@ -880,7 +880,7 @@
     <w:r>
       <w:tab/>
       <w:tab/>
-      <w:t>2026-03-19</w:t>
+      <w:t>2026-03-20</w:t>
       <w:br/>
       <w:br/>
     </w:r>

--- a/klagomål/A 62573-2025 FSC-klagomål.docx
+++ b/klagomål/A 62573-2025 FSC-klagomål.docx
@@ -880,7 +880,7 @@
     <w:r>
       <w:tab/>
       <w:tab/>
-      <w:t>2026-03-20</w:t>
+      <w:t>2026-03-21</w:t>
       <w:br/>
       <w:br/>
     </w:r>

--- a/klagomål/A 62573-2025 FSC-klagomål.docx
+++ b/klagomål/A 62573-2025 FSC-klagomål.docx
@@ -880,7 +880,7 @@
     <w:r>
       <w:tab/>
       <w:tab/>
-      <w:t>2026-03-21</w:t>
+      <w:t>2026-03-22</w:t>
       <w:br/>
       <w:br/>
     </w:r>

--- a/klagomål/A 62573-2025 FSC-klagomål.docx
+++ b/klagomål/A 62573-2025 FSC-klagomål.docx
@@ -880,7 +880,7 @@
     <w:r>
       <w:tab/>
       <w:tab/>
-      <w:t>2026-04-14</w:t>
+      <w:t>2026-04-15</w:t>
       <w:br/>
       <w:br/>
     </w:r>

--- a/klagomål/A 62573-2025 FSC-klagomål.docx
+++ b/klagomål/A 62573-2025 FSC-klagomål.docx
@@ -880,7 +880,7 @@
     <w:r>
       <w:tab/>
       <w:tab/>
-      <w:t>2026-04-15</w:t>
+      <w:t>2026-04-16</w:t>
       <w:br/>
       <w:br/>
     </w:r>

--- a/klagomål/A 62573-2025 FSC-klagomål.docx
+++ b/klagomål/A 62573-2025 FSC-klagomål.docx
@@ -880,7 +880,7 @@
     <w:r>
       <w:tab/>
       <w:tab/>
-      <w:t>2026-04-16</w:t>
+      <w:t>2026-04-17</w:t>
       <w:br/>
       <w:br/>
     </w:r>

--- a/klagomål/A 62573-2025 FSC-klagomål.docx
+++ b/klagomål/A 62573-2025 FSC-klagomål.docx
@@ -880,7 +880,7 @@
     <w:r>
       <w:tab/>
       <w:tab/>
-      <w:t>2026-04-17</w:t>
+      <w:t>2026-04-18</w:t>
       <w:br/>
       <w:br/>
     </w:r>

--- a/klagomål/A 62573-2025 FSC-klagomål.docx
+++ b/klagomål/A 62573-2025 FSC-klagomål.docx
@@ -880,7 +880,7 @@
     <w:r>
       <w:tab/>
       <w:tab/>
-      <w:t>2026-04-18</w:t>
+      <w:t>2026-04-19</w:t>
       <w:br/>
       <w:br/>
     </w:r>

--- a/klagomål/A 62573-2025 FSC-klagomål.docx
+++ b/klagomål/A 62573-2025 FSC-klagomål.docx
@@ -880,7 +880,7 @@
     <w:r>
       <w:tab/>
       <w:tab/>
-      <w:t>2026-04-19</w:t>
+      <w:t>2026-04-20</w:t>
       <w:br/>
       <w:br/>
     </w:r>

--- a/klagomål/A 62573-2025 FSC-klagomål.docx
+++ b/klagomål/A 62573-2025 FSC-klagomål.docx
@@ -880,7 +880,7 @@
     <w:r>
       <w:tab/>
       <w:tab/>
-      <w:t>2026-04-20</w:t>
+      <w:t>2026-04-21</w:t>
       <w:br/>
       <w:br/>
     </w:r>

--- a/klagomål/A 62573-2025 FSC-klagomål.docx
+++ b/klagomål/A 62573-2025 FSC-klagomål.docx
@@ -880,7 +880,7 @@
     <w:r>
       <w:tab/>
       <w:tab/>
-      <w:t>2026-04-21</w:t>
+      <w:t>2026-04-22</w:t>
       <w:br/>
       <w:br/>
     </w:r>

--- a/klagomål/A 62573-2025 FSC-klagomål.docx
+++ b/klagomål/A 62573-2025 FSC-klagomål.docx
@@ -880,7 +880,7 @@
     <w:r>
       <w:tab/>
       <w:tab/>
-      <w:t>2026-04-22</w:t>
+      <w:t>2026-04-23</w:t>
       <w:br/>
       <w:br/>
     </w:r>

--- a/klagomål/A 62573-2025 FSC-klagomål.docx
+++ b/klagomål/A 62573-2025 FSC-klagomål.docx
@@ -880,7 +880,7 @@
     <w:r>
       <w:tab/>
       <w:tab/>
-      <w:t>2026-04-23</w:t>
+      <w:t>2026-04-24</w:t>
       <w:br/>
       <w:br/>
     </w:r>

--- a/klagomål/A 62573-2025 FSC-klagomål.docx
+++ b/klagomål/A 62573-2025 FSC-klagomål.docx
@@ -880,7 +880,7 @@
     <w:r>
       <w:tab/>
       <w:tab/>
-      <w:t>2026-04-24</w:t>
+      <w:t>2026-04-25</w:t>
       <w:br/>
       <w:br/>
     </w:r>

--- a/klagomål/A 62573-2025 FSC-klagomål.docx
+++ b/klagomål/A 62573-2025 FSC-klagomål.docx
@@ -880,7 +880,7 @@
     <w:r>
       <w:tab/>
       <w:tab/>
-      <w:t>2026-04-25</w:t>
+      <w:t>2026-04-26</w:t>
       <w:br/>
       <w:br/>
     </w:r>

--- a/klagomål/A 62573-2025 FSC-klagomål.docx
+++ b/klagomål/A 62573-2025 FSC-klagomål.docx
@@ -880,7 +880,7 @@
     <w:r>
       <w:tab/>
       <w:tab/>
-      <w:t>2026-04-26</w:t>
+      <w:t>2026-04-27</w:t>
       <w:br/>
       <w:br/>
     </w:r>

--- a/klagomål/A 62573-2025 FSC-klagomål.docx
+++ b/klagomål/A 62573-2025 FSC-klagomål.docx
@@ -880,7 +880,7 @@
     <w:r>
       <w:tab/>
       <w:tab/>
-      <w:t>2026-04-27</w:t>
+      <w:t>2026-04-28</w:t>
       <w:br/>
       <w:br/>
     </w:r>

--- a/klagomål/A 62573-2025 FSC-klagomål.docx
+++ b/klagomål/A 62573-2025 FSC-klagomål.docx
@@ -880,7 +880,7 @@
     <w:r>
       <w:tab/>
       <w:tab/>
-      <w:t>2026-05-16</w:t>
+      <w:t>2026-05-17</w:t>
       <w:br/>
       <w:br/>
     </w:r>

--- a/klagomål/A 62573-2025 FSC-klagomål.docx
+++ b/klagomål/A 62573-2025 FSC-klagomål.docx
@@ -880,7 +880,7 @@
     <w:r>
       <w:tab/>
       <w:tab/>
-      <w:t>2026-05-17</w:t>
+      <w:t>2026-05-18</w:t>
       <w:br/>
       <w:br/>
     </w:r>

--- a/klagomål/A 62573-2025 FSC-klagomål.docx
+++ b/klagomål/A 62573-2025 FSC-klagomål.docx
@@ -880,7 +880,7 @@
     <w:r>
       <w:tab/>
       <w:tab/>
-      <w:t>2026-05-18</w:t>
+      <w:t>2026-05-19</w:t>
       <w:br/>
       <w:br/>
     </w:r>

--- a/klagomål/A 62573-2025 FSC-klagomål.docx
+++ b/klagomål/A 62573-2025 FSC-klagomål.docx
@@ -880,7 +880,7 @@
     <w:r>
       <w:tab/>
       <w:tab/>
-      <w:t>2026-05-19</w:t>
+      <w:t>2026-05-20</w:t>
       <w:br/>
       <w:br/>
     </w:r>

--- a/klagomål/A 62573-2025 FSC-klagomål.docx
+++ b/klagomål/A 62573-2025 FSC-klagomål.docx
@@ -880,7 +880,7 @@
     <w:r>
       <w:tab/>
       <w:tab/>
-      <w:t>2026-05-20</w:t>
+      <w:t>2026-05-21</w:t>
       <w:br/>
       <w:br/>
     </w:r>

--- a/klagomål/A 62573-2025 FSC-klagomål.docx
+++ b/klagomål/A 62573-2025 FSC-klagomål.docx
@@ -880,7 +880,7 @@
     <w:r>
       <w:tab/>
       <w:tab/>
-      <w:t>2026-05-21</w:t>
+      <w:t>2026-05-22</w:t>
       <w:br/>
       <w:br/>
     </w:r>

--- a/klagomål/A 62573-2025 FSC-klagomål.docx
+++ b/klagomål/A 62573-2025 FSC-klagomål.docx
@@ -880,7 +880,7 @@
     <w:r>
       <w:tab/>
       <w:tab/>
-      <w:t>2026-05-22</w:t>
+      <w:t>2026-05-23</w:t>
       <w:br/>
       <w:br/>
     </w:r>

--- a/klagomål/A 62573-2025 FSC-klagomål.docx
+++ b/klagomål/A 62573-2025 FSC-klagomål.docx
@@ -880,7 +880,7 @@
     <w:r>
       <w:tab/>
       <w:tab/>
-      <w:t>2026-05-23</w:t>
+      <w:t>2026-05-24</w:t>
       <w:br/>
       <w:br/>
     </w:r>

--- a/klagomål/A 62573-2025 FSC-klagomål.docx
+++ b/klagomål/A 62573-2025 FSC-klagomål.docx
@@ -880,7 +880,7 @@
     <w:r>
       <w:tab/>
       <w:tab/>
-      <w:t>2026-05-24</w:t>
+      <w:t>2026-05-25</w:t>
       <w:br/>
       <w:br/>
     </w:r>

--- a/klagomål/A 62573-2025 FSC-klagomål.docx
+++ b/klagomål/A 62573-2025 FSC-klagomål.docx
@@ -880,7 +880,7 @@
     <w:r>
       <w:tab/>
       <w:tab/>
-      <w:t>2026-05-25</w:t>
+      <w:t>2026-05-26</w:t>
       <w:br/>
       <w:br/>
     </w:r>

--- a/klagomål/A 62573-2025 FSC-klagomål.docx
+++ b/klagomål/A 62573-2025 FSC-klagomål.docx
@@ -880,7 +880,7 @@
     <w:r>
       <w:tab/>
       <w:tab/>
-      <w:t>2026-05-26</w:t>
+      <w:t>2026-05-27</w:t>
       <w:br/>
       <w:br/>
     </w:r>

--- a/klagomål/A 62573-2025 FSC-klagomål.docx
+++ b/klagomål/A 62573-2025 FSC-klagomål.docx
@@ -880,7 +880,7 @@
     <w:r>
       <w:tab/>
       <w:tab/>
-      <w:t>2026-05-27</w:t>
+      <w:t>2026-05-28</w:t>
       <w:br/>
       <w:br/>
     </w:r>

--- a/klagomål/A 62573-2025 FSC-klagomål.docx
+++ b/klagomål/A 62573-2025 FSC-klagomål.docx
@@ -880,7 +880,7 @@
     <w:r>
       <w:tab/>
       <w:tab/>
-      <w:t>2026-05-28</w:t>
+      <w:t>2026-05-29</w:t>
       <w:br/>
       <w:br/>
     </w:r>

--- a/klagomål/A 62573-2025 FSC-klagomål.docx
+++ b/klagomål/A 62573-2025 FSC-klagomål.docx
@@ -880,7 +880,7 @@
     <w:r>
       <w:tab/>
       <w:tab/>
-      <w:t>2026-05-29</w:t>
+      <w:t>2026-05-30</w:t>
       <w:br/>
       <w:br/>
     </w:r>

--- a/klagomål/A 62573-2025 FSC-klagomål.docx
+++ b/klagomål/A 62573-2025 FSC-klagomål.docx
@@ -880,7 +880,7 @@
     <w:r>
       <w:tab/>
       <w:tab/>
-      <w:t>2026-05-30</w:t>
+      <w:t>2026-05-31</w:t>
       <w:br/>
       <w:br/>
     </w:r>

--- a/klagomål/A 62573-2025 FSC-klagomål.docx
+++ b/klagomål/A 62573-2025 FSC-klagomål.docx
@@ -880,7 +880,7 @@
     <w:r>
       <w:tab/>
       <w:tab/>
-      <w:t>2026-05-31</w:t>
+      <w:t>2026-06-01</w:t>
       <w:br/>
       <w:br/>
     </w:r>

--- a/klagomål/A 62573-2025 FSC-klagomål.docx
+++ b/klagomål/A 62573-2025 FSC-klagomål.docx
@@ -880,7 +880,7 @@
     <w:r>
       <w:tab/>
       <w:tab/>
-      <w:t>2026-06-01</w:t>
+      <w:t>2026-06-02</w:t>
       <w:br/>
       <w:br/>
     </w:r>

--- a/klagomål/A 62573-2025 FSC-klagomål.docx
+++ b/klagomål/A 62573-2025 FSC-klagomål.docx
@@ -880,7 +880,7 @@
     <w:r>
       <w:tab/>
       <w:tab/>
-      <w:t>2026-06-02</w:t>
+      <w:t>2026-06-03</w:t>
       <w:br/>
       <w:br/>
     </w:r>

--- a/klagomål/A 62573-2025 FSC-klagomål.docx
+++ b/klagomål/A 62573-2025 FSC-klagomål.docx
@@ -880,7 +880,7 @@
     <w:r>
       <w:tab/>
       <w:tab/>
-      <w:t>2026-06-03</w:t>
+      <w:t>2026-06-04</w:t>
       <w:br/>
       <w:br/>
     </w:r>

--- a/klagomål/A 62573-2025 FSC-klagomål.docx
+++ b/klagomål/A 62573-2025 FSC-klagomål.docx
@@ -880,7 +880,7 @@
     <w:r>
       <w:tab/>
       <w:tab/>
-      <w:t>2026-06-04</w:t>
+      <w:t>2026-06-05</w:t>
       <w:br/>
       <w:br/>
     </w:r>

--- a/klagomål/A 62573-2025 FSC-klagomål.docx
+++ b/klagomål/A 62573-2025 FSC-klagomål.docx
@@ -880,7 +880,7 @@
     <w:r>
       <w:tab/>
       <w:tab/>
-      <w:t>2026-06-05</w:t>
+      <w:t>2026-06-06</w:t>
       <w:br/>
       <w:br/>
     </w:r>

--- a/klagomål/A 62573-2025 FSC-klagomål.docx
+++ b/klagomål/A 62573-2025 FSC-klagomål.docx
@@ -880,7 +880,7 @@
     <w:r>
       <w:tab/>
       <w:tab/>
-      <w:t>2026-06-06</w:t>
+      <w:t>2026-06-07</w:t>
       <w:br/>
       <w:br/>
     </w:r>

--- a/klagomål/A 62573-2025 FSC-klagomål.docx
+++ b/klagomål/A 62573-2025 FSC-klagomål.docx
@@ -880,7 +880,7 @@
     <w:r>
       <w:tab/>
       <w:tab/>
-      <w:t>2026-06-07</w:t>
+      <w:t>2026-06-08</w:t>
       <w:br/>
       <w:br/>
     </w:r>
